--- a/curriculum/reveal-documents/unit-2/teacher/unit-2-vocabulary-cards.docx
+++ b/curriculum/reveal-documents/unit-2/teacher/unit-2-vocabulary-cards.docx
@@ -22,6 +22,7 @@
     </w:p>
     <w:p>
       <w:pPr>
+        <w:pStyle w:val="Heading1"/>
         <w:keepNext/>
         <w:spacing w:before="0" w:after="10" w:line="240" w:lineRule="auto"/>
       </w:pPr>
@@ -106,6 +107,7 @@
           </w:p>
           <w:p>
             <w:pPr>
+              <w:pStyle w:val="Heading1"/>
               <w:spacing w:before="0" w:after="10" w:line="240" w:lineRule="auto"/>
             </w:pPr>
             <w:r>
@@ -196,6 +198,7 @@
           </w:p>
           <w:p>
             <w:pPr>
+              <w:pStyle w:val="Heading1"/>
               <w:spacing w:before="0" w:after="10" w:line="240" w:lineRule="auto"/>
             </w:pPr>
             <w:r>
@@ -292,6 +295,7 @@
           </w:p>
           <w:p>
             <w:pPr>
+              <w:pStyle w:val="Heading1"/>
               <w:spacing w:before="0" w:after="10" w:line="240" w:lineRule="auto"/>
             </w:pPr>
             <w:r>
@@ -382,6 +386,7 @@
           </w:p>
           <w:p>
             <w:pPr>
+              <w:pStyle w:val="Heading1"/>
               <w:spacing w:before="0" w:after="10" w:line="240" w:lineRule="auto"/>
             </w:pPr>
             <w:r>
@@ -446,6 +451,56 @@
                 <w:szCs w:val="18"/>
               </w:rPr>
               <w:t xml:space="preserve">3 dots above 2 = three 2s</w:t>
+            </w:r>
+          </w:p>
+          <w:p>
+            <w:pPr>
+              <w:spacing w:after="0"/>
+            </w:pPr>
+            <w:r>
+              <w:drawing>
+                <wp:inline>
+                  <wp:extent cx="2423160" cy="630022"/>
+                  <wp:docPr id="1" name="Picture 1" descr="Dot plot: 0 pets occurs once, 1 twice, 2 four times, 3 twice, 4 once. The distribution is symmetric with a peak at 2."/>
+                  <wp:cNvGraphicFramePr>
+                    <a:graphicFrameLocks noChangeAspect="1"/>
+                  </wp:cNvGraphicFramePr>
+                  <a:graphic>
+                    <a:graphicData uri="http://schemas.openxmlformats.org/drawingml/2006/picture">
+                      <pic:pic>
+                        <pic:nvPicPr>
+                          <pic:cNvPr id="0" name="unit-2.png"/>
+                          <pic:cNvPicPr/>
+                        </pic:nvPicPr>
+                        <pic:blipFill>
+                          <a:blip r:embed="rId1"/>
+                          <a:stretch>
+                            <a:fillRect/>
+                          </a:stretch>
+                        </pic:blipFill>
+                        <pic:spPr>
+                          <a:xfrm>
+                            <a:off x="0" y="0"/>
+                            <a:ext cx="2423160" cy="630022"/>
+                          </a:xfrm>
+                          <a:prstGeom prst="rect"/>
+                        </pic:spPr>
+                      </pic:pic>
+                    </a:graphicData>
+                  </a:graphic>
+                </wp:inline>
+              </w:drawing>
+            </w:r>
+          </w:p>
+          <w:p>
+            <w:pPr>
+              <w:spacing w:after="0"/>
+            </w:pPr>
+            <w:r>
+              <w:rPr>
+                <w:sz w:val="15"/>
+              </w:rPr>
+              <w:t>Cover the definition. Explain how the picture shows this word.</w:t>
             </w:r>
           </w:p>
         </w:tc>
@@ -478,6 +533,7 @@
           </w:p>
           <w:p>
             <w:pPr>
+              <w:pStyle w:val="Heading1"/>
               <w:spacing w:before="0" w:after="10" w:line="240" w:lineRule="auto"/>
             </w:pPr>
             <w:r>
@@ -542,6 +598,56 @@
                 <w:szCs w:val="18"/>
               </w:rPr>
               <w:t xml:space="preserve">tallest stack above 5</w:t>
+            </w:r>
+          </w:p>
+          <w:p>
+            <w:pPr>
+              <w:spacing w:after="0"/>
+            </w:pPr>
+            <w:r>
+              <w:drawing>
+                <wp:inline>
+                  <wp:extent cx="2423160" cy="630022"/>
+                  <wp:docPr id="2" name="Picture 2" descr="Dot plot: 0 pets occurs once, 1 twice, 2 four times, 3 twice, 4 once. The distribution is symmetric with a peak at 2."/>
+                  <wp:cNvGraphicFramePr>
+                    <a:graphicFrameLocks noChangeAspect="1"/>
+                  </wp:cNvGraphicFramePr>
+                  <a:graphic>
+                    <a:graphicData uri="http://schemas.openxmlformats.org/drawingml/2006/picture">
+                      <pic:pic>
+                        <pic:nvPicPr>
+                          <pic:cNvPr id="0" name="unit-2.png"/>
+                          <pic:cNvPicPr/>
+                        </pic:nvPicPr>
+                        <pic:blipFill>
+                          <a:blip r:embed="rId1"/>
+                          <a:stretch>
+                            <a:fillRect/>
+                          </a:stretch>
+                        </pic:blipFill>
+                        <pic:spPr>
+                          <a:xfrm>
+                            <a:off x="0" y="0"/>
+                            <a:ext cx="2423160" cy="630022"/>
+                          </a:xfrm>
+                          <a:prstGeom prst="rect"/>
+                        </pic:spPr>
+                      </pic:pic>
+                    </a:graphicData>
+                  </a:graphic>
+                </wp:inline>
+              </w:drawing>
+            </w:r>
+          </w:p>
+          <w:p>
+            <w:pPr>
+              <w:spacing w:after="0"/>
+            </w:pPr>
+            <w:r>
+              <w:rPr>
+                <w:sz w:val="15"/>
+              </w:rPr>
+              <w:t>Cover the definition. Explain how the picture shows this word.</w:t>
             </w:r>
           </w:p>
         </w:tc>
@@ -568,6 +674,7 @@
           </w:p>
           <w:p>
             <w:pPr>
+              <w:pStyle w:val="Heading1"/>
               <w:spacing w:before="0" w:after="10" w:line="240" w:lineRule="auto"/>
             </w:pPr>
             <w:r>
@@ -632,6 +739,56 @@
                 <w:szCs w:val="18"/>
               </w:rPr>
               <w:t xml:space="preserve">stacks 1, 3, 5, 3, 1</w:t>
+            </w:r>
+          </w:p>
+          <w:p>
+            <w:pPr>
+              <w:spacing w:after="0"/>
+            </w:pPr>
+            <w:r>
+              <w:drawing>
+                <wp:inline>
+                  <wp:extent cx="2423160" cy="630022"/>
+                  <wp:docPr id="3" name="Picture 3" descr="Dot plot: 0 pets occurs once, 1 twice, 2 four times, 3 twice, 4 once. The distribution is symmetric with a peak at 2."/>
+                  <wp:cNvGraphicFramePr>
+                    <a:graphicFrameLocks noChangeAspect="1"/>
+                  </wp:cNvGraphicFramePr>
+                  <a:graphic>
+                    <a:graphicData uri="http://schemas.openxmlformats.org/drawingml/2006/picture">
+                      <pic:pic>
+                        <pic:nvPicPr>
+                          <pic:cNvPr id="0" name="unit-2.png"/>
+                          <pic:cNvPicPr/>
+                        </pic:nvPicPr>
+                        <pic:blipFill>
+                          <a:blip r:embed="rId1"/>
+                          <a:stretch>
+                            <a:fillRect/>
+                          </a:stretch>
+                        </pic:blipFill>
+                        <pic:spPr>
+                          <a:xfrm>
+                            <a:off x="0" y="0"/>
+                            <a:ext cx="2423160" cy="630022"/>
+                          </a:xfrm>
+                          <a:prstGeom prst="rect"/>
+                        </pic:spPr>
+                      </pic:pic>
+                    </a:graphicData>
+                  </a:graphic>
+                </wp:inline>
+              </w:drawing>
+            </w:r>
+          </w:p>
+          <w:p>
+            <w:pPr>
+              <w:spacing w:after="0"/>
+            </w:pPr>
+            <w:r>
+              <w:rPr>
+                <w:sz w:val="15"/>
+              </w:rPr>
+              <w:t>Cover the definition. Explain how the picture shows this word.</w:t>
             </w:r>
           </w:p>
         </w:tc>
@@ -664,6 +821,7 @@
           </w:p>
           <w:p>
             <w:pPr>
+              <w:pStyle w:val="Heading1"/>
               <w:spacing w:before="0" w:after="10" w:line="240" w:lineRule="auto"/>
             </w:pPr>
             <w:r>
@@ -754,6 +912,7 @@
           </w:p>
           <w:p>
             <w:pPr>
+              <w:pStyle w:val="Heading1"/>
               <w:spacing w:before="0" w:after="10" w:line="240" w:lineRule="auto"/>
             </w:pPr>
             <w:r>
@@ -850,6 +1009,7 @@
           </w:p>
           <w:p>
             <w:pPr>
+              <w:pStyle w:val="Heading1"/>
               <w:spacing w:before="0" w:after="10" w:line="240" w:lineRule="auto"/>
             </w:pPr>
             <w:r>
@@ -940,6 +1100,7 @@
           </w:p>
           <w:p>
             <w:pPr>
+              <w:pStyle w:val="Heading1"/>
               <w:spacing w:before="0" w:after="10" w:line="240" w:lineRule="auto"/>
             </w:pPr>
             <w:r>
@@ -1036,6 +1197,7 @@
           </w:p>
           <w:p>
             <w:pPr>
+              <w:pStyle w:val="Heading1"/>
               <w:spacing w:before="0" w:after="10" w:line="240" w:lineRule="auto"/>
             </w:pPr>
             <w:r>
@@ -1126,6 +1288,7 @@
           </w:p>
           <w:p>
             <w:pPr>
+              <w:pStyle w:val="Heading1"/>
               <w:spacing w:before="0" w:after="10" w:line="240" w:lineRule="auto"/>
             </w:pPr>
             <w:r>
@@ -1222,6 +1385,7 @@
           </w:p>
           <w:p>
             <w:pPr>
+              <w:pStyle w:val="Heading1"/>
               <w:spacing w:before="0" w:after="10" w:line="240" w:lineRule="auto"/>
             </w:pPr>
             <w:r>
@@ -1331,6 +1495,7 @@
           </w:p>
           <w:p>
             <w:pPr>
+              <w:pStyle w:val="Heading1"/>
               <w:spacing w:before="0" w:after="10" w:line="240" w:lineRule="auto"/>
             </w:pPr>
             <w:r>
@@ -1427,6 +1592,7 @@
           </w:p>
           <w:p>
             <w:pPr>
+              <w:pStyle w:val="Heading1"/>
               <w:spacing w:before="0" w:after="10" w:line="240" w:lineRule="auto"/>
             </w:pPr>
             <w:r>
@@ -1517,6 +1683,7 @@
           </w:p>
           <w:p>
             <w:pPr>
+              <w:pStyle w:val="Heading1"/>
               <w:spacing w:before="0" w:after="10" w:line="240" w:lineRule="auto"/>
             </w:pPr>
             <w:r>
@@ -1632,6 +1799,7 @@
           </w:p>
           <w:p>
             <w:pPr>
+              <w:pStyle w:val="Heading1"/>
               <w:spacing w:before="0" w:after="10" w:line="240" w:lineRule="auto"/>
             </w:pPr>
             <w:r>
@@ -1722,6 +1890,7 @@
           </w:p>
           <w:p>
             <w:pPr>
+              <w:pStyle w:val="Heading1"/>
               <w:spacing w:before="0" w:after="10" w:line="240" w:lineRule="auto"/>
             </w:pPr>
             <w:r>
@@ -1818,6 +1987,7 @@
           </w:p>
           <w:p>
             <w:pPr>
+              <w:pStyle w:val="Heading1"/>
               <w:spacing w:before="0" w:after="10" w:line="240" w:lineRule="auto"/>
             </w:pPr>
             <w:r>
@@ -1908,6 +2078,7 @@
           </w:p>
           <w:p>
             <w:pPr>
+              <w:pStyle w:val="Heading1"/>
               <w:spacing w:before="0" w:after="10" w:line="240" w:lineRule="auto"/>
             </w:pPr>
             <w:r>
@@ -2004,6 +2175,7 @@
           </w:p>
           <w:p>
             <w:pPr>
+              <w:pStyle w:val="Heading1"/>
               <w:spacing w:before="0" w:after="10" w:line="240" w:lineRule="auto"/>
             </w:pPr>
             <w:r>
@@ -2094,6 +2266,7 @@
           </w:p>
           <w:p>
             <w:pPr>
+              <w:pStyle w:val="Heading1"/>
               <w:spacing w:before="0" w:after="10" w:line="240" w:lineRule="auto"/>
             </w:pPr>
             <w:r>
@@ -2190,6 +2363,7 @@
           </w:p>
           <w:p>
             <w:pPr>
+              <w:pStyle w:val="Heading1"/>
               <w:spacing w:before="0" w:after="10" w:line="240" w:lineRule="auto"/>
             </w:pPr>
             <w:r>
@@ -2280,6 +2454,7 @@
           </w:p>
           <w:p>
             <w:pPr>
+              <w:pStyle w:val="Heading1"/>
               <w:spacing w:before="0" w:after="10" w:line="240" w:lineRule="auto"/>
             </w:pPr>
             <w:r>
@@ -2376,6 +2551,7 @@
           </w:p>
           <w:p>
             <w:pPr>
+              <w:pStyle w:val="Heading1"/>
               <w:spacing w:before="0" w:after="10" w:line="240" w:lineRule="auto"/>
             </w:pPr>
             <w:r>
@@ -2466,6 +2642,7 @@
           </w:p>
           <w:p>
             <w:pPr>
+              <w:pStyle w:val="Heading1"/>
               <w:spacing w:before="0" w:after="10" w:line="240" w:lineRule="auto"/>
             </w:pPr>
             <w:r>
@@ -2562,6 +2739,7 @@
           </w:p>
           <w:p>
             <w:pPr>
+              <w:pStyle w:val="Heading1"/>
               <w:spacing w:before="0" w:after="10" w:line="240" w:lineRule="auto"/>
             </w:pPr>
             <w:r>
@@ -2652,6 +2830,7 @@
           </w:p>
           <w:p>
             <w:pPr>
+              <w:pStyle w:val="Heading1"/>
               <w:spacing w:before="0" w:after="10" w:line="240" w:lineRule="auto"/>
             </w:pPr>
             <w:r>
@@ -2748,6 +2927,7 @@
           </w:p>
           <w:p>
             <w:pPr>
+              <w:pStyle w:val="Heading1"/>
               <w:spacing w:before="0" w:after="10" w:line="240" w:lineRule="auto"/>
             </w:pPr>
             <w:r>
@@ -2838,6 +3018,7 @@
           </w:p>
           <w:p>
             <w:pPr>
+              <w:pStyle w:val="Heading1"/>
               <w:spacing w:before="0" w:after="10" w:line="240" w:lineRule="auto"/>
             </w:pPr>
             <w:r>
@@ -2934,6 +3115,7 @@
           </w:p>
           <w:p>
             <w:pPr>
+              <w:pStyle w:val="Heading1"/>
               <w:spacing w:before="0" w:after="10" w:line="240" w:lineRule="auto"/>
             </w:pPr>
             <w:r>
@@ -3024,6 +3206,7 @@
           </w:p>
           <w:p>
             <w:pPr>
+              <w:pStyle w:val="Heading1"/>
               <w:spacing w:before="0" w:after="10" w:line="240" w:lineRule="auto"/>
             </w:pPr>
             <w:r>
@@ -3120,6 +3303,7 @@
           </w:p>
           <w:p>
             <w:pPr>
+              <w:pStyle w:val="Heading1"/>
               <w:spacing w:before="0" w:after="10" w:line="240" w:lineRule="auto"/>
             </w:pPr>
             <w:r>
@@ -3210,6 +3394,7 @@
           </w:p>
           <w:p>
             <w:pPr>
+              <w:pStyle w:val="Heading1"/>
               <w:spacing w:before="0" w:after="10" w:line="240" w:lineRule="auto"/>
             </w:pPr>
             <w:r>
@@ -3306,6 +3491,7 @@
           </w:p>
           <w:p>
             <w:pPr>
+              <w:pStyle w:val="Heading1"/>
               <w:spacing w:before="0" w:after="10" w:line="240" w:lineRule="auto"/>
             </w:pPr>
             <w:r>
@@ -3396,6 +3582,7 @@
           </w:p>
           <w:p>
             <w:pPr>
+              <w:pStyle w:val="Heading1"/>
               <w:spacing w:before="0" w:after="10" w:line="240" w:lineRule="auto"/>
             </w:pPr>
             <w:r>
@@ -3492,6 +3679,7 @@
           </w:p>
           <w:p>
             <w:pPr>
+              <w:pStyle w:val="Heading1"/>
               <w:spacing w:before="0" w:after="10" w:line="240" w:lineRule="auto"/>
             </w:pPr>
             <w:r>
@@ -3582,6 +3770,7 @@
           </w:p>
           <w:p>
             <w:pPr>
+              <w:pStyle w:val="Heading1"/>
               <w:spacing w:before="0" w:after="10" w:line="240" w:lineRule="auto"/>
             </w:pPr>
             <w:r>
@@ -3678,6 +3867,7 @@
           </w:p>
           <w:p>
             <w:pPr>
+              <w:pStyle w:val="Heading1"/>
               <w:spacing w:before="0" w:after="10" w:line="240" w:lineRule="auto"/>
             </w:pPr>
             <w:r>
@@ -3768,6 +3958,7 @@
           </w:p>
           <w:p>
             <w:pPr>
+              <w:pStyle w:val="Heading1"/>
               <w:spacing w:before="0" w:after="10" w:line="240" w:lineRule="auto"/>
             </w:pPr>
             <w:r>
@@ -3864,6 +4055,7 @@
           </w:p>
           <w:p>
             <w:pPr>
+              <w:pStyle w:val="Heading1"/>
               <w:spacing w:before="0" w:after="10" w:line="240" w:lineRule="auto"/>
             </w:pPr>
             <w:r>
@@ -3954,6 +4146,7 @@
           </w:p>
           <w:p>
             <w:pPr>
+              <w:pStyle w:val="Heading1"/>
               <w:spacing w:before="0" w:after="10" w:line="240" w:lineRule="auto"/>
             </w:pPr>
             <w:r>
@@ -4050,6 +4243,7 @@
           </w:p>
           <w:p>
             <w:pPr>
+              <w:pStyle w:val="Heading1"/>
               <w:spacing w:before="0" w:after="10" w:line="240" w:lineRule="auto"/>
             </w:pPr>
             <w:r>
@@ -4140,6 +4334,7 @@
           </w:p>
           <w:p>
             <w:pPr>
+              <w:pStyle w:val="Heading1"/>
               <w:spacing w:before="0" w:after="10" w:line="240" w:lineRule="auto"/>
             </w:pPr>
             <w:r>
@@ -4236,6 +4431,7 @@
           </w:p>
           <w:p>
             <w:pPr>
+              <w:pStyle w:val="Heading1"/>
               <w:spacing w:before="0" w:after="10" w:line="240" w:lineRule="auto"/>
             </w:pPr>
             <w:r>
@@ -4326,6 +4522,7 @@
           </w:p>
           <w:p>
             <w:pPr>
+              <w:pStyle w:val="Heading1"/>
               <w:spacing w:before="0" w:after="10" w:line="240" w:lineRule="auto"/>
             </w:pPr>
             <w:r>
@@ -4422,6 +4619,7 @@
           </w:p>
           <w:p>
             <w:pPr>
+              <w:pStyle w:val="Heading1"/>
               <w:spacing w:before="0" w:after="10" w:line="240" w:lineRule="auto"/>
             </w:pPr>
             <w:r>
@@ -4512,6 +4710,7 @@
           </w:p>
           <w:p>
             <w:pPr>
+              <w:pStyle w:val="Heading1"/>
               <w:spacing w:before="0" w:after="10" w:line="240" w:lineRule="auto"/>
             </w:pPr>
             <w:r>
@@ -4608,6 +4807,7 @@
           </w:p>
           <w:p>
             <w:pPr>
+              <w:pStyle w:val="Heading1"/>
               <w:spacing w:before="0" w:after="10" w:line="240" w:lineRule="auto"/>
             </w:pPr>
             <w:r>
@@ -4698,6 +4898,7 @@
           </w:p>
           <w:p>
             <w:pPr>
+              <w:pStyle w:val="Heading1"/>
               <w:spacing w:before="0" w:after="10" w:line="240" w:lineRule="auto"/>
             </w:pPr>
             <w:r>
@@ -4794,6 +4995,7 @@
           </w:p>
           <w:p>
             <w:pPr>
+              <w:pStyle w:val="Heading1"/>
               <w:spacing w:before="0" w:after="10" w:line="240" w:lineRule="auto"/>
             </w:pPr>
             <w:r>
@@ -4884,6 +5086,7 @@
           </w:p>
           <w:p>
             <w:pPr>
+              <w:pStyle w:val="Heading1"/>
               <w:spacing w:before="0" w:after="10" w:line="240" w:lineRule="auto"/>
             </w:pPr>
             <w:r>
@@ -5041,7 +5244,106 @@
               <w:sz w:val="15"/>
               <w:szCs w:val="15"/>
             </w:rPr>
-            <w:t xml:space="preserve">Vocabulary Cards</w:t>
+            <w:t xml:space="preserve">Page </w:t>
+          </w:r>
+          <w:r>
+            <w:rPr>
+              <w:rFonts w:ascii="Avenir Next" w:hAnsi="Avenir Next" w:cs="Avenir Next" w:eastAsia="Avenir Next"/>
+              <w:color w:val="5A5F66"/>
+              <w:sz w:val="15"/>
+              <w:szCs w:val="15"/>
+            </w:rPr>
+            <w:fldChar w:fldCharType="begin"/>
+          </w:r>
+          <w:r>
+            <w:rPr>
+              <w:rFonts w:ascii="Avenir Next" w:hAnsi="Avenir Next" w:cs="Avenir Next" w:eastAsia="Avenir Next"/>
+              <w:color w:val="5A5F66"/>
+              <w:sz w:val="15"/>
+              <w:szCs w:val="15"/>
+            </w:rPr>
+            <w:instrText xml:space="preserve"> PAGE </w:instrText>
+          </w:r>
+          <w:r>
+            <w:rPr>
+              <w:rFonts w:ascii="Avenir Next" w:hAnsi="Avenir Next" w:cs="Avenir Next" w:eastAsia="Avenir Next"/>
+              <w:color w:val="5A5F66"/>
+              <w:sz w:val="15"/>
+              <w:szCs w:val="15"/>
+            </w:rPr>
+            <w:fldChar w:fldCharType="separate"/>
+          </w:r>
+          <w:r>
+            <w:rPr>
+              <w:rFonts w:ascii="Avenir Next" w:hAnsi="Avenir Next" w:cs="Avenir Next" w:eastAsia="Avenir Next"/>
+              <w:color w:val="5A5F66"/>
+              <w:sz w:val="15"/>
+              <w:szCs w:val="15"/>
+            </w:rPr>
+            <w:t xml:space="preserve">1</w:t>
+          </w:r>
+          <w:r>
+            <w:rPr>
+              <w:rFonts w:ascii="Avenir Next" w:hAnsi="Avenir Next" w:cs="Avenir Next" w:eastAsia="Avenir Next"/>
+              <w:color w:val="5A5F66"/>
+              <w:sz w:val="15"/>
+              <w:szCs w:val="15"/>
+            </w:rPr>
+            <w:fldChar w:fldCharType="end"/>
+          </w:r>
+          <w:r>
+            <w:rPr>
+              <w:rFonts w:ascii="Avenir Next" w:hAnsi="Avenir Next" w:cs="Avenir Next" w:eastAsia="Avenir Next"/>
+              <w:color w:val="5A5F66"/>
+              <w:sz w:val="15"/>
+              <w:szCs w:val="15"/>
+            </w:rPr>
+            <w:t xml:space="preserve"> of </w:t>
+          </w:r>
+          <w:r>
+            <w:rPr>
+              <w:rFonts w:ascii="Avenir Next" w:hAnsi="Avenir Next" w:cs="Avenir Next" w:eastAsia="Avenir Next"/>
+              <w:color w:val="5A5F66"/>
+              <w:sz w:val="15"/>
+              <w:szCs w:val="15"/>
+            </w:rPr>
+            <w:fldChar w:fldCharType="begin"/>
+          </w:r>
+          <w:r>
+            <w:rPr>
+              <w:rFonts w:ascii="Avenir Next" w:hAnsi="Avenir Next" w:cs="Avenir Next" w:eastAsia="Avenir Next"/>
+              <w:color w:val="5A5F66"/>
+              <w:sz w:val="15"/>
+              <w:szCs w:val="15"/>
+            </w:rPr>
+            <w:instrText xml:space="preserve"> NUMPAGES </w:instrText>
+          </w:r>
+          <w:r>
+            <w:rPr>
+              <w:rFonts w:ascii="Avenir Next" w:hAnsi="Avenir Next" w:cs="Avenir Next" w:eastAsia="Avenir Next"/>
+              <w:color w:val="5A5F66"/>
+              <w:sz w:val="15"/>
+              <w:szCs w:val="15"/>
+            </w:rPr>
+            <w:fldChar w:fldCharType="separate"/>
+          </w:r>
+          <w:r>
+            <w:rPr>
+              <w:rFonts w:ascii="Avenir Next" w:hAnsi="Avenir Next" w:cs="Avenir Next" w:eastAsia="Avenir Next"/>
+              <w:color w:val="5A5F66"/>
+              <w:sz w:val="15"/>
+              <w:szCs w:val="15"/>
+            </w:rPr>
+            <w:t xml:space="preserve">1</w:t>
+          </w:r>
+          <w:r>
+            <w:rPr>
+              <w:rFonts w:ascii="Avenir Next" w:hAnsi="Avenir Next" w:cs="Avenir Next" w:eastAsia="Avenir Next"/>
+              <w:color w:val="5A5F66"/>
+              <w:sz w:val="15"/>
+              <w:szCs w:val="15"/>
+            </w:rPr>
+            <w:fldChar w:fldCharType="end"/>
           </w:r>
         </w:p>
       </w:tc>
@@ -5084,5 +5386,23 @@
       </w:tblCellMar>
     </w:tblPr>
   </w:style>
+  <w:style w:type="paragraph" w:styleId="Heading1">
+    <w:name w:val="heading 1"/>
+    <w:basedOn w:val="Normal"/>
+    <w:pPr>
+      <w:outlineLvl w:val="0"/>
+      <w:keepNext w:val="0"/>
+      <w:keepLines w:val="0"/>
+    </w:pPr>
+  </w:style>
+  <w:style w:type="paragraph" w:styleId="Heading2">
+    <w:name w:val="heading 2"/>
+    <w:basedOn w:val="Normal"/>
+    <w:pPr>
+      <w:outlineLvl w:val="1"/>
+      <w:keepNext w:val="0"/>
+      <w:keepLines w:val="0"/>
+    </w:pPr>
+  </w:style>
 </w:styles>
 </file>